--- a/templates/farmland.docx
+++ b/templates/farmland.docx
@@ -9699,8 +9699,6 @@
               <w:jc w:val="center"/>
               <w:textAlignment w:val="center"/>
             </w:pPr>
-            <w:bookmarkStart w:id="65" w:name="_Toc484941666"/>
-            <w:bookmarkStart w:id="66" w:name="_Toc505087758"/>
             <w:r>
               <w:rPr>
                 <w:rFonts w:hint="eastAsia" w:ascii="楷体" w:hAnsi="楷体" w:eastAsia="楷体" w:cs="楷体"/>
@@ -9709,7 +9707,7 @@
                 <w:sz w:val="20"/>
                 <w:lang w:val="en-US" w:eastAsia="zh-CN" w:bidi="ar"/>
               </w:rPr>
-              <w:t>区位状况</w:t>
+              <w:t>{%tr for f in 区位因素 %}</w:t>
             </w:r>
           </w:p>
         </w:tc>
@@ -9816,7 +9814,6 @@
         <w:tc>
           <w:tcPr>
             <w:tcW w:w="708" w:type="dxa"/>
-            <w:vMerge w:val="continue"/>
             <w:tcBorders>
               <w:top w:val="single" w:color="auto" w:sz="4" w:space="0"/>
               <w:left w:val="single" w:color="auto" w:sz="4" w:space="0"/>
@@ -9830,8 +9827,36 @@
               <w:right w:w="108" w:type="dxa"/>
             </w:tcMar>
             <w:vAlign w:val="center"/>
+            <w:vMerge w:val="{% if loop.first %}restart{% else %}continue{% endif %}"/>
           </w:tcPr>
-          <w:p/>
+          <w:p>
+            <w:pPr>
+              <w:keepNext w:val="0"/>
+              <w:keepLines w:val="0"/>
+              <w:widowControl/>
+              <w:suppressLineNumbers w:val="0"/>
+              <w:jc w:val="center"/>
+              <w:textAlignment w:val="center"/>
+            </w:pPr>
+            <w:r>
+              <w:t>{% if loop.first %}</w:t>
+            </w:r>
+            <w:bookmarkStart w:id="65" w:name="_Toc484941666"/>
+            <w:bookmarkStart w:id="66" w:name="_Toc505087758"/>
+            <w:r>
+              <w:t>{% endif %}</w:t>
+            </w:r>
+            <w:r>
+              <w:rPr>
+                <w:rFonts w:hint="eastAsia" w:ascii="楷体" w:hAnsi="楷体" w:eastAsia="楷体" w:cs="楷体"/>
+                <w:color w:val="000000"/>
+                <w:kern w:val="0"/>
+                <w:sz w:val="20"/>
+                <w:lang w:val="en-US" w:eastAsia="zh-CN" w:bidi="ar"/>
+              </w:rPr>
+              <w:t>{% if loop.first %}区位状况{% endif %}</w:t>
+            </w:r>
+          </w:p>
         </w:tc>
         <w:tc>
           <w:tcPr>
@@ -9878,7 +9903,7 @@
                 <w:sz w:val="20"/>
                 <w:lang w:val="en-US" w:eastAsia="zh-CN" w:bidi="ar"/>
               </w:rPr>
-              <w:t>离高速口距离</w:t>
+              <w:t>{{ f.name }}</w:t>
             </w:r>
           </w:p>
         </w:tc>
@@ -9886,7 +9911,7 @@
           <w:tcPr>
             <w:tcW w:w="6625" w:type="dxa"/>
             <w:tcBorders>
-              <w:top w:val="nil"/>
+              <w:top w:val="single" w:color="auto" w:sz="4" w:space="0"/>
               <w:left w:val="nil"/>
               <w:bottom w:val="single" w:color="auto" w:sz="4" w:space="0"/>
               <w:right w:val="single" w:color="auto" w:sz="4" w:space="0"/>
@@ -9924,7 +9949,7 @@
                 <w:sz w:val="20"/>
                 <w:lang w:val="en-US" w:eastAsia="zh-CN" w:bidi="ar"/>
               </w:rPr>
-              <w:t>距离萧山东高速路口直线距离约3.4KM</w:t>
+              <w:t>{{ f.description }}</w:t>
             </w:r>
           </w:p>
         </w:tc>
@@ -9936,7 +9961,7 @@
         <w:tc>
           <w:tcPr>
             <w:tcW w:w="708" w:type="dxa"/>
-            <w:vMerge w:val="continue"/>
+            <w:vMerge w:val="restart"/>
             <w:tcBorders>
               <w:top w:val="single" w:color="auto" w:sz="4" w:space="0"/>
               <w:left w:val="single" w:color="auto" w:sz="4" w:space="0"/>
@@ -9951,7 +9976,26 @@
             </w:tcMar>
             <w:vAlign w:val="center"/>
           </w:tcPr>
-          <w:p/>
+          <w:p>
+            <w:pPr>
+              <w:keepNext w:val="0"/>
+              <w:keepLines w:val="0"/>
+              <w:widowControl/>
+              <w:suppressLineNumbers w:val="0"/>
+              <w:jc w:val="center"/>
+              <w:textAlignment w:val="center"/>
+            </w:pPr>
+            <w:r>
+              <w:rPr>
+                <w:rFonts w:hint="eastAsia" w:ascii="楷体" w:hAnsi="楷体" w:eastAsia="楷体" w:cs="楷体"/>
+                <w:color w:val="000000"/>
+                <w:kern w:val="0"/>
+                <w:sz w:val="20"/>
+                <w:lang w:val="en-US" w:eastAsia="zh-CN" w:bidi="ar"/>
+              </w:rPr>
+              <w:t>{%tr endfor %}</w:t>
+            </w:r>
+          </w:p>
         </w:tc>
         <w:tc>
           <w:tcPr>
@@ -9998,7 +10042,7 @@
                 <w:sz w:val="20"/>
                 <w:lang w:val="en-US" w:eastAsia="zh-CN" w:bidi="ar"/>
               </w:rPr>
-              <w:t>离水源地距离</w:t>
+              <w:t>离城中心距离</w:t>
             </w:r>
           </w:p>
         </w:tc>
@@ -10006,7 +10050,7 @@
           <w:tcPr>
             <w:tcW w:w="6625" w:type="dxa"/>
             <w:tcBorders>
-              <w:top w:val="nil"/>
+              <w:top w:val="single" w:color="auto" w:sz="4" w:space="0"/>
               <w:left w:val="nil"/>
               <w:bottom w:val="single" w:color="auto" w:sz="4" w:space="0"/>
               <w:right w:val="single" w:color="auto" w:sz="4" w:space="0"/>
@@ -10044,964 +10088,7 @@
                 <w:sz w:val="20"/>
                 <w:lang w:val="en-US" w:eastAsia="zh-CN" w:bidi="ar"/>
               </w:rPr>
-              <w:t>距离河道直线距离约4KM</w:t>
-            </w:r>
-          </w:p>
-        </w:tc>
-      </w:tr>
-      <w:tr>
-        <w:trPr>
-          <w:trHeight w:val="499" w:hRule="atLeast"/>
-        </w:trPr>
-        <w:tc>
-          <w:tcPr>
-            <w:tcW w:w="708" w:type="dxa"/>
-            <w:vMerge w:val="continue"/>
-            <w:tcBorders>
-              <w:top w:val="single" w:color="auto" w:sz="4" w:space="0"/>
-              <w:left w:val="single" w:color="auto" w:sz="4" w:space="0"/>
-              <w:bottom w:val="single" w:color="auto" w:sz="4" w:space="0"/>
-              <w:right w:val="single" w:color="auto" w:sz="4" w:space="0"/>
-            </w:tcBorders>
-            <w:shd w:val="clear" w:color="auto" w:fill="auto"/>
-            <w:noWrap w:val="0"/>
-            <w:tcMar>
-              <w:left w:w="108" w:type="dxa"/>
-              <w:right w:w="108" w:type="dxa"/>
-            </w:tcMar>
-            <w:vAlign w:val="center"/>
-          </w:tcPr>
-          <w:p/>
-        </w:tc>
-        <w:tc>
-          <w:tcPr>
-            <w:tcW w:w="1953" w:type="dxa"/>
-            <w:tcBorders>
-              <w:top w:val="single" w:color="auto" w:sz="4" w:space="0"/>
-              <w:left w:val="nil"/>
-              <w:bottom w:val="single" w:color="auto" w:sz="4" w:space="0"/>
-              <w:right w:val="single" w:color="auto" w:sz="4" w:space="0"/>
-            </w:tcBorders>
-            <w:shd w:val="clear" w:color="auto" w:fill="auto"/>
-            <w:noWrap w:val="0"/>
-            <w:tcMar>
-              <w:left w:w="108" w:type="dxa"/>
-              <w:right w:w="108" w:type="dxa"/>
-            </w:tcMar>
-            <w:vAlign w:val="center"/>
-          </w:tcPr>
-          <w:p>
-            <w:pPr>
-              <w:keepNext w:val="0"/>
-              <w:keepLines w:val="0"/>
-              <w:widowControl/>
-              <w:suppressLineNumbers w:val="0"/>
-              <w:jc w:val="center"/>
-              <w:textAlignment w:val="center"/>
-              <w:rPr>
-                <w:rFonts w:hint="eastAsia" w:ascii="楷体" w:hAnsi="楷体" w:eastAsia="楷体" w:cs="楷体"/>
-                <w:i w:val="0"/>
-                <w:iCs w:val="0"/>
-                <w:color w:val="000000"/>
-                <w:kern w:val="2"/>
-                <w:sz w:val="20"/>
-                <w:szCs w:val="20"/>
-                <w:u w:val="none"/>
-                <w:lang w:val="en-US" w:eastAsia="zh-CN" w:bidi="ar-SA"/>
-              </w:rPr>
-            </w:pPr>
-            <w:r>
-              <w:rPr>
-                <w:rFonts w:hint="eastAsia" w:ascii="楷体" w:hAnsi="楷体" w:eastAsia="楷体" w:cs="楷体"/>
-                <w:color w:val="000000"/>
-                <w:kern w:val="0"/>
-                <w:sz w:val="20"/>
-                <w:lang w:val="en-US" w:eastAsia="zh-CN" w:bidi="ar"/>
-              </w:rPr>
-              <w:t>临街状况</w:t>
-            </w:r>
-          </w:p>
-        </w:tc>
-        <w:tc>
-          <w:tcPr>
-            <w:tcW w:w="6625" w:type="dxa"/>
-            <w:tcBorders>
-              <w:top w:val="nil"/>
-              <w:left w:val="nil"/>
-              <w:bottom w:val="single" w:color="auto" w:sz="4" w:space="0"/>
-              <w:right w:val="single" w:color="auto" w:sz="4" w:space="0"/>
-            </w:tcBorders>
-            <w:shd w:val="clear" w:color="000000" w:fill="FFFFFF"/>
-            <w:noWrap w:val="0"/>
-            <w:tcMar>
-              <w:left w:w="108" w:type="dxa"/>
-              <w:right w:w="108" w:type="dxa"/>
-            </w:tcMar>
-            <w:vAlign w:val="center"/>
-          </w:tcPr>
-          <w:p>
-            <w:pPr>
-              <w:widowControl/>
-              <w:jc w:val="left"/>
-              <w:textAlignment w:val="center"/>
-              <w:rPr>
-                <w:rFonts w:hint="eastAsia" w:ascii="楷体" w:hAnsi="楷体" w:eastAsia="楷体" w:cs="楷体"/>
-                <w:i w:val="0"/>
-                <w:iCs w:val="0"/>
-                <w:color w:val="000000"/>
-                <w:kern w:val="2"/>
-                <w:sz w:val="20"/>
-                <w:szCs w:val="20"/>
-                <w:u w:val="none"/>
-                <w:lang w:val="en-US" w:eastAsia="zh-CN" w:bidi="ar-SA"/>
-              </w:rPr>
-            </w:pPr>
-            <w:r>
-              <w:rPr>
-                <w:rFonts w:hint="eastAsia" w:ascii="楷体" w:hAnsi="楷体" w:eastAsia="楷体" w:cs="楷体"/>
-                <w:color w:val="000000"/>
-                <w:kern w:val="0"/>
-                <w:sz w:val="20"/>
-                <w:lang w:val="en-US" w:eastAsia="zh-CN" w:bidi="ar"/>
-              </w:rPr>
-              <w:t>估价对象所在宗地东至横一线，西至义蓬街道社区卫生服务中心，北至钱塘快速路，南至教康弄。估价对象临教康弄。</w:t>
-            </w:r>
-          </w:p>
-        </w:tc>
-      </w:tr>
-      <w:tr>
-        <w:trPr>
-          <w:trHeight w:val="499" w:hRule="atLeast"/>
-        </w:trPr>
-        <w:tc>
-          <w:tcPr>
-            <w:tcW w:w="708" w:type="dxa"/>
-            <w:vMerge w:val="continue"/>
-            <w:tcBorders>
-              <w:top w:val="single" w:color="auto" w:sz="4" w:space="0"/>
-              <w:left w:val="single" w:color="auto" w:sz="4" w:space="0"/>
-              <w:bottom w:val="single" w:color="auto" w:sz="4" w:space="0"/>
-              <w:right w:val="single" w:color="auto" w:sz="4" w:space="0"/>
-            </w:tcBorders>
-            <w:shd w:val="clear" w:color="auto" w:fill="auto"/>
-            <w:noWrap w:val="0"/>
-            <w:tcMar>
-              <w:left w:w="108" w:type="dxa"/>
-              <w:right w:w="108" w:type="dxa"/>
-            </w:tcMar>
-            <w:vAlign w:val="center"/>
-          </w:tcPr>
-          <w:p/>
-        </w:tc>
-        <w:tc>
-          <w:tcPr>
-            <w:tcW w:w="1953" w:type="dxa"/>
-            <w:tcBorders>
-              <w:top w:val="single" w:color="auto" w:sz="4" w:space="0"/>
-              <w:left w:val="nil"/>
-              <w:bottom w:val="single" w:color="auto" w:sz="4" w:space="0"/>
-              <w:right w:val="single" w:color="auto" w:sz="4" w:space="0"/>
-            </w:tcBorders>
-            <w:shd w:val="clear" w:color="auto" w:fill="auto"/>
-            <w:noWrap w:val="0"/>
-            <w:tcMar>
-              <w:left w:w="108" w:type="dxa"/>
-              <w:right w:w="108" w:type="dxa"/>
-            </w:tcMar>
-            <w:vAlign w:val="center"/>
-          </w:tcPr>
-          <w:p>
-            <w:pPr>
-              <w:keepNext w:val="0"/>
-              <w:keepLines w:val="0"/>
-              <w:widowControl/>
-              <w:suppressLineNumbers w:val="0"/>
-              <w:jc w:val="center"/>
-              <w:textAlignment w:val="center"/>
-              <w:rPr>
-                <w:rFonts w:hint="eastAsia" w:ascii="楷体" w:hAnsi="楷体" w:eastAsia="楷体" w:cs="楷体"/>
-                <w:i w:val="0"/>
-                <w:iCs w:val="0"/>
-                <w:color w:val="000000"/>
-                <w:kern w:val="2"/>
-                <w:sz w:val="20"/>
-                <w:szCs w:val="20"/>
-                <w:u w:val="none"/>
-                <w:lang w:val="en-US" w:eastAsia="zh-CN" w:bidi="ar-SA"/>
-              </w:rPr>
-            </w:pPr>
-            <w:r>
-              <w:rPr>
-                <w:rFonts w:hint="eastAsia" w:ascii="楷体" w:hAnsi="楷体" w:eastAsia="楷体" w:cs="楷体"/>
-                <w:color w:val="000000"/>
-                <w:kern w:val="0"/>
-                <w:sz w:val="20"/>
-                <w:lang w:val="en-US" w:eastAsia="zh-CN" w:bidi="ar"/>
-              </w:rPr>
-              <w:t>周边劳动力</w:t>
-            </w:r>
-          </w:p>
-        </w:tc>
-        <w:tc>
-          <w:tcPr>
-            <w:tcW w:w="6625" w:type="dxa"/>
-            <w:tcBorders>
-              <w:top w:val="nil"/>
-              <w:left w:val="nil"/>
-              <w:bottom w:val="single" w:color="auto" w:sz="4" w:space="0"/>
-              <w:right w:val="single" w:color="auto" w:sz="4" w:space="0"/>
-            </w:tcBorders>
-            <w:shd w:val="clear" w:color="000000" w:fill="FFFFFF"/>
-            <w:noWrap w:val="0"/>
-            <w:tcMar>
-              <w:left w:w="108" w:type="dxa"/>
-              <w:right w:w="108" w:type="dxa"/>
-            </w:tcMar>
-            <w:vAlign w:val="center"/>
-          </w:tcPr>
-          <w:p>
-            <w:pPr>
-              <w:widowControl/>
-              <w:jc w:val="left"/>
-              <w:textAlignment w:val="center"/>
-              <w:rPr>
-                <w:rFonts w:hint="eastAsia" w:ascii="楷体" w:hAnsi="楷体" w:eastAsia="楷体" w:cs="楷体"/>
-                <w:i w:val="0"/>
-                <w:iCs w:val="0"/>
-                <w:color w:val="000000"/>
-                <w:kern w:val="2"/>
-                <w:sz w:val="20"/>
-                <w:szCs w:val="20"/>
-                <w:u w:val="none"/>
-                <w:lang w:val="en-US" w:eastAsia="zh-CN" w:bidi="ar-SA"/>
-              </w:rPr>
-            </w:pPr>
-            <w:r>
-              <w:rPr>
-                <w:rFonts w:hint="eastAsia" w:ascii="楷体" w:hAnsi="楷体" w:eastAsia="楷体" w:cs="楷体"/>
-                <w:color w:val="000000"/>
-                <w:kern w:val="0"/>
-                <w:sz w:val="20"/>
-                <w:lang w:val="en-US" w:eastAsia="zh-CN" w:bidi="ar"/>
-              </w:rPr>
-              <w:t>周边劳动力较多。</w:t>
-            </w:r>
-          </w:p>
-        </w:tc>
-      </w:tr>
-      <w:tr>
-        <w:trPr>
-          <w:trHeight w:val="499" w:hRule="atLeast"/>
-        </w:trPr>
-        <w:tc>
-          <w:tcPr>
-            <w:tcW w:w="708" w:type="dxa"/>
-            <w:vMerge w:val="continue"/>
-            <w:tcBorders>
-              <w:top w:val="single" w:color="auto" w:sz="4" w:space="0"/>
-              <w:left w:val="single" w:color="auto" w:sz="4" w:space="0"/>
-              <w:bottom w:val="single" w:color="auto" w:sz="4" w:space="0"/>
-              <w:right w:val="single" w:color="auto" w:sz="4" w:space="0"/>
-            </w:tcBorders>
-            <w:shd w:val="clear" w:color="auto" w:fill="auto"/>
-            <w:noWrap w:val="0"/>
-            <w:tcMar>
-              <w:left w:w="108" w:type="dxa"/>
-              <w:right w:w="108" w:type="dxa"/>
-            </w:tcMar>
-            <w:vAlign w:val="center"/>
-          </w:tcPr>
-          <w:p/>
-        </w:tc>
-        <w:tc>
-          <w:tcPr>
-            <w:tcW w:w="1953" w:type="dxa"/>
-            <w:tcBorders>
-              <w:top w:val="single" w:color="auto" w:sz="4" w:space="0"/>
-              <w:left w:val="nil"/>
-              <w:bottom w:val="single" w:color="auto" w:sz="4" w:space="0"/>
-              <w:right w:val="single" w:color="auto" w:sz="4" w:space="0"/>
-            </w:tcBorders>
-            <w:shd w:val="clear" w:color="auto" w:fill="auto"/>
-            <w:noWrap w:val="0"/>
-            <w:tcMar>
-              <w:left w:w="108" w:type="dxa"/>
-              <w:right w:w="108" w:type="dxa"/>
-            </w:tcMar>
-            <w:vAlign w:val="center"/>
-          </w:tcPr>
-          <w:p>
-            <w:pPr>
-              <w:keepNext w:val="0"/>
-              <w:keepLines w:val="0"/>
-              <w:widowControl/>
-              <w:suppressLineNumbers w:val="0"/>
-              <w:jc w:val="center"/>
-              <w:textAlignment w:val="center"/>
-              <w:rPr>
-                <w:rFonts w:hint="eastAsia" w:ascii="楷体" w:hAnsi="楷体" w:eastAsia="楷体" w:cs="楷体"/>
-                <w:i w:val="0"/>
-                <w:iCs w:val="0"/>
-                <w:color w:val="000000"/>
-                <w:kern w:val="2"/>
-                <w:sz w:val="20"/>
-                <w:szCs w:val="20"/>
-                <w:u w:val="none"/>
-                <w:lang w:val="en-US" w:eastAsia="zh-CN" w:bidi="ar-SA"/>
-              </w:rPr>
-            </w:pPr>
-            <w:r>
-              <w:rPr>
-                <w:rFonts w:hint="eastAsia" w:ascii="楷体" w:hAnsi="楷体" w:eastAsia="楷体" w:cs="楷体"/>
-                <w:color w:val="000000"/>
-                <w:kern w:val="0"/>
-                <w:sz w:val="20"/>
-                <w:lang w:val="en-US" w:eastAsia="zh-CN" w:bidi="ar"/>
-              </w:rPr>
-              <w:t>临路宽度</w:t>
-            </w:r>
-          </w:p>
-        </w:tc>
-        <w:tc>
-          <w:tcPr>
-            <w:tcW w:w="6625" w:type="dxa"/>
-            <w:tcBorders>
-              <w:top w:val="nil"/>
-              <w:left w:val="nil"/>
-              <w:bottom w:val="single" w:color="auto" w:sz="4" w:space="0"/>
-              <w:right w:val="single" w:color="auto" w:sz="4" w:space="0"/>
-            </w:tcBorders>
-            <w:shd w:val="clear" w:color="000000" w:fill="FFFFFF"/>
-            <w:noWrap w:val="0"/>
-            <w:tcMar>
-              <w:left w:w="108" w:type="dxa"/>
-              <w:right w:w="108" w:type="dxa"/>
-            </w:tcMar>
-            <w:vAlign w:val="center"/>
-          </w:tcPr>
-          <w:p>
-            <w:pPr>
-              <w:widowControl/>
-              <w:jc w:val="left"/>
-              <w:textAlignment w:val="center"/>
-              <w:rPr>
-                <w:rFonts w:hint="eastAsia" w:ascii="楷体" w:hAnsi="楷体" w:eastAsia="楷体" w:cs="楷体"/>
-                <w:i w:val="0"/>
-                <w:iCs w:val="0"/>
-                <w:color w:val="000000"/>
-                <w:kern w:val="2"/>
-                <w:sz w:val="20"/>
-                <w:szCs w:val="20"/>
-                <w:u w:val="none"/>
-                <w:lang w:val="en-US" w:eastAsia="zh-CN" w:bidi="ar-SA"/>
-              </w:rPr>
-            </w:pPr>
-            <w:r>
-              <w:rPr>
-                <w:rFonts w:hint="eastAsia" w:ascii="楷体" w:hAnsi="楷体" w:eastAsia="楷体" w:cs="楷体"/>
-                <w:color w:val="000000"/>
-                <w:kern w:val="0"/>
-                <w:sz w:val="20"/>
-                <w:lang w:val="en-US" w:eastAsia="zh-CN" w:bidi="ar"/>
-              </w:rPr>
-              <w:t>&gt;6-12m。</w:t>
-            </w:r>
-          </w:p>
-        </w:tc>
-      </w:tr>
-      <w:tr>
-        <w:trPr>
-          <w:trHeight w:val="499" w:hRule="atLeast"/>
-        </w:trPr>
-        <w:tc>
-          <w:tcPr>
-            <w:tcW w:w="708" w:type="dxa"/>
-            <w:vMerge w:val="continue"/>
-            <w:tcBorders>
-              <w:top w:val="single" w:color="auto" w:sz="4" w:space="0"/>
-              <w:left w:val="single" w:color="auto" w:sz="4" w:space="0"/>
-              <w:bottom w:val="single" w:color="auto" w:sz="4" w:space="0"/>
-              <w:right w:val="single" w:color="auto" w:sz="4" w:space="0"/>
-            </w:tcBorders>
-            <w:shd w:val="clear" w:color="auto" w:fill="auto"/>
-            <w:noWrap w:val="0"/>
-            <w:tcMar>
-              <w:left w:w="108" w:type="dxa"/>
-              <w:right w:w="108" w:type="dxa"/>
-            </w:tcMar>
-            <w:vAlign w:val="center"/>
-          </w:tcPr>
-          <w:p/>
-        </w:tc>
-        <w:tc>
-          <w:tcPr>
-            <w:tcW w:w="1953" w:type="dxa"/>
-            <w:tcBorders>
-              <w:top w:val="single" w:color="auto" w:sz="4" w:space="0"/>
-              <w:left w:val="nil"/>
-              <w:bottom w:val="single" w:color="auto" w:sz="4" w:space="0"/>
-              <w:right w:val="single" w:color="auto" w:sz="4" w:space="0"/>
-            </w:tcBorders>
-            <w:shd w:val="clear" w:color="auto" w:fill="auto"/>
-            <w:noWrap w:val="0"/>
-            <w:tcMar>
-              <w:left w:w="108" w:type="dxa"/>
-              <w:right w:w="108" w:type="dxa"/>
-            </w:tcMar>
-            <w:vAlign w:val="center"/>
-          </w:tcPr>
-          <w:p>
-            <w:pPr>
-              <w:keepNext w:val="0"/>
-              <w:keepLines w:val="0"/>
-              <w:widowControl/>
-              <w:suppressLineNumbers w:val="0"/>
-              <w:jc w:val="center"/>
-              <w:textAlignment w:val="center"/>
-              <w:rPr>
-                <w:rFonts w:hint="eastAsia" w:ascii="楷体" w:hAnsi="楷体" w:eastAsia="楷体" w:cs="楷体"/>
-                <w:i w:val="0"/>
-                <w:iCs w:val="0"/>
-                <w:color w:val="000000"/>
-                <w:kern w:val="2"/>
-                <w:sz w:val="20"/>
-                <w:szCs w:val="20"/>
-                <w:u w:val="none"/>
-                <w:lang w:val="en-US" w:eastAsia="zh-CN" w:bidi="ar-SA"/>
-              </w:rPr>
-            </w:pPr>
-            <w:r>
-              <w:rPr>
-                <w:rFonts w:hint="eastAsia" w:ascii="楷体" w:hAnsi="楷体" w:eastAsia="楷体" w:cs="楷体"/>
-                <w:color w:val="000000"/>
-                <w:kern w:val="0"/>
-                <w:sz w:val="20"/>
-                <w:lang w:val="en-US" w:eastAsia="zh-CN" w:bidi="ar"/>
-              </w:rPr>
-              <w:t>临街道路等级</w:t>
-            </w:r>
-          </w:p>
-        </w:tc>
-        <w:tc>
-          <w:tcPr>
-            <w:tcW w:w="6625" w:type="dxa"/>
-            <w:tcBorders>
-              <w:top w:val="nil"/>
-              <w:left w:val="nil"/>
-              <w:bottom w:val="single" w:color="auto" w:sz="4" w:space="0"/>
-              <w:right w:val="single" w:color="auto" w:sz="4" w:space="0"/>
-            </w:tcBorders>
-            <w:shd w:val="clear" w:color="000000" w:fill="FFFFFF"/>
-            <w:noWrap w:val="0"/>
-            <w:tcMar>
-              <w:left w:w="108" w:type="dxa"/>
-              <w:right w:w="108" w:type="dxa"/>
-            </w:tcMar>
-            <w:vAlign w:val="center"/>
-          </w:tcPr>
-          <w:p>
-            <w:pPr>
-              <w:widowControl/>
-              <w:jc w:val="left"/>
-              <w:textAlignment w:val="center"/>
-              <w:rPr>
-                <w:rFonts w:hint="eastAsia" w:ascii="楷体" w:hAnsi="楷体" w:eastAsia="楷体" w:cs="楷体"/>
-                <w:i w:val="0"/>
-                <w:iCs w:val="0"/>
-                <w:color w:val="000000"/>
-                <w:kern w:val="2"/>
-                <w:sz w:val="20"/>
-                <w:szCs w:val="20"/>
-                <w:u w:val="none"/>
-                <w:lang w:val="en-US" w:eastAsia="zh-CN" w:bidi="ar-SA"/>
-              </w:rPr>
-            </w:pPr>
-            <w:r>
-              <w:rPr>
-                <w:rFonts w:hint="eastAsia" w:ascii="楷体" w:hAnsi="楷体" w:eastAsia="楷体" w:cs="楷体"/>
-                <w:color w:val="000000"/>
-                <w:kern w:val="0"/>
-                <w:sz w:val="20"/>
-                <w:lang w:val="en-US" w:eastAsia="zh-CN" w:bidi="ar"/>
-              </w:rPr>
-              <w:t>主要临街道路等级为次干道。</w:t>
-            </w:r>
-          </w:p>
-        </w:tc>
-      </w:tr>
-      <w:tr>
-        <w:trPr>
-          <w:trHeight w:val="499" w:hRule="atLeast"/>
-        </w:trPr>
-        <w:tc>
-          <w:tcPr>
-            <w:tcW w:w="708" w:type="dxa"/>
-            <w:vMerge w:val="continue"/>
-            <w:tcBorders>
-              <w:top w:val="single" w:color="auto" w:sz="4" w:space="0"/>
-              <w:left w:val="single" w:color="auto" w:sz="4" w:space="0"/>
-              <w:bottom w:val="single" w:color="auto" w:sz="4" w:space="0"/>
-              <w:right w:val="single" w:color="auto" w:sz="4" w:space="0"/>
-            </w:tcBorders>
-            <w:shd w:val="clear" w:color="auto" w:fill="auto"/>
-            <w:noWrap w:val="0"/>
-            <w:tcMar>
-              <w:left w:w="108" w:type="dxa"/>
-              <w:right w:w="108" w:type="dxa"/>
-            </w:tcMar>
-            <w:vAlign w:val="center"/>
-          </w:tcPr>
-          <w:p/>
-        </w:tc>
-        <w:tc>
-          <w:tcPr>
-            <w:tcW w:w="1953" w:type="dxa"/>
-            <w:tcBorders>
-              <w:top w:val="single" w:color="auto" w:sz="4" w:space="0"/>
-              <w:left w:val="nil"/>
-              <w:bottom w:val="single" w:color="auto" w:sz="4" w:space="0"/>
-              <w:right w:val="single" w:color="auto" w:sz="4" w:space="0"/>
-            </w:tcBorders>
-            <w:shd w:val="clear" w:color="auto" w:fill="auto"/>
-            <w:noWrap w:val="0"/>
-            <w:tcMar>
-              <w:left w:w="108" w:type="dxa"/>
-              <w:right w:w="108" w:type="dxa"/>
-            </w:tcMar>
-            <w:vAlign w:val="center"/>
-          </w:tcPr>
-          <w:p>
-            <w:pPr>
-              <w:keepNext w:val="0"/>
-              <w:keepLines w:val="0"/>
-              <w:widowControl/>
-              <w:suppressLineNumbers w:val="0"/>
-              <w:jc w:val="center"/>
-              <w:textAlignment w:val="center"/>
-              <w:rPr>
-                <w:rFonts w:hint="eastAsia" w:ascii="楷体" w:hAnsi="楷体" w:eastAsia="楷体" w:cs="楷体"/>
-                <w:i w:val="0"/>
-                <w:iCs w:val="0"/>
-                <w:color w:val="000000"/>
-                <w:kern w:val="2"/>
-                <w:sz w:val="20"/>
-                <w:szCs w:val="20"/>
-                <w:u w:val="none"/>
-                <w:lang w:val="en-US" w:eastAsia="zh-CN" w:bidi="ar-SA"/>
-              </w:rPr>
-            </w:pPr>
-            <w:r>
-              <w:rPr>
-                <w:rFonts w:hint="eastAsia" w:ascii="楷体" w:hAnsi="楷体" w:eastAsia="楷体" w:cs="楷体"/>
-                <w:color w:val="000000"/>
-                <w:kern w:val="0"/>
-                <w:sz w:val="20"/>
-                <w:lang w:val="en-US" w:eastAsia="zh-CN" w:bidi="ar"/>
-              </w:rPr>
-              <w:t>货车停车便利度</w:t>
-            </w:r>
-          </w:p>
-        </w:tc>
-        <w:tc>
-          <w:tcPr>
-            <w:tcW w:w="6625" w:type="dxa"/>
-            <w:tcBorders>
-              <w:top w:val="nil"/>
-              <w:left w:val="nil"/>
-              <w:bottom w:val="single" w:color="auto" w:sz="4" w:space="0"/>
-              <w:right w:val="single" w:color="auto" w:sz="4" w:space="0"/>
-            </w:tcBorders>
-            <w:shd w:val="clear" w:color="000000" w:fill="FFFFFF"/>
-            <w:noWrap w:val="0"/>
-            <w:tcMar>
-              <w:left w:w="108" w:type="dxa"/>
-              <w:right w:w="108" w:type="dxa"/>
-            </w:tcMar>
-            <w:vAlign w:val="center"/>
-          </w:tcPr>
-          <w:p>
-            <w:pPr>
-              <w:widowControl/>
-              <w:jc w:val="left"/>
-              <w:textAlignment w:val="center"/>
-              <w:rPr>
-                <w:rFonts w:hint="eastAsia" w:ascii="楷体" w:hAnsi="楷体" w:eastAsia="楷体" w:cs="楷体"/>
-                <w:i w:val="0"/>
-                <w:iCs w:val="0"/>
-                <w:color w:val="000000"/>
-                <w:kern w:val="2"/>
-                <w:sz w:val="20"/>
-                <w:szCs w:val="20"/>
-                <w:u w:val="none"/>
-                <w:lang w:val="en-US" w:eastAsia="zh-CN" w:bidi="ar-SA"/>
-              </w:rPr>
-            </w:pPr>
-            <w:r>
-              <w:rPr>
-                <w:rFonts w:hint="eastAsia" w:ascii="楷体" w:hAnsi="楷体" w:eastAsia="楷体" w:cs="楷体"/>
-                <w:color w:val="000000"/>
-                <w:kern w:val="0"/>
-                <w:sz w:val="20"/>
-                <w:lang w:val="en-US" w:eastAsia="zh-CN" w:bidi="ar"/>
-              </w:rPr>
-              <w:t>停车位基本满足。</w:t>
-            </w:r>
-          </w:p>
-        </w:tc>
-      </w:tr>
-      <w:tr>
-        <w:trPr>
-          <w:trHeight w:val="499" w:hRule="atLeast"/>
-        </w:trPr>
-        <w:tc>
-          <w:tcPr>
-            <w:tcW w:w="708" w:type="dxa"/>
-            <w:vMerge w:val="continue"/>
-            <w:tcBorders>
-              <w:top w:val="single" w:color="auto" w:sz="4" w:space="0"/>
-              <w:left w:val="single" w:color="auto" w:sz="4" w:space="0"/>
-              <w:bottom w:val="single" w:color="auto" w:sz="4" w:space="0"/>
-              <w:right w:val="single" w:color="auto" w:sz="4" w:space="0"/>
-            </w:tcBorders>
-            <w:shd w:val="clear" w:color="auto" w:fill="auto"/>
-            <w:noWrap w:val="0"/>
-            <w:tcMar>
-              <w:left w:w="108" w:type="dxa"/>
-              <w:right w:w="108" w:type="dxa"/>
-            </w:tcMar>
-            <w:vAlign w:val="center"/>
-          </w:tcPr>
-          <w:p/>
-        </w:tc>
-        <w:tc>
-          <w:tcPr>
-            <w:tcW w:w="1953" w:type="dxa"/>
-            <w:tcBorders>
-              <w:top w:val="single" w:color="auto" w:sz="4" w:space="0"/>
-              <w:left w:val="nil"/>
-              <w:bottom w:val="single" w:color="auto" w:sz="4" w:space="0"/>
-              <w:right w:val="single" w:color="auto" w:sz="4" w:space="0"/>
-            </w:tcBorders>
-            <w:shd w:val="clear" w:color="auto" w:fill="auto"/>
-            <w:noWrap w:val="0"/>
-            <w:tcMar>
-              <w:left w:w="108" w:type="dxa"/>
-              <w:right w:w="108" w:type="dxa"/>
-            </w:tcMar>
-            <w:vAlign w:val="center"/>
-          </w:tcPr>
-          <w:p>
-            <w:pPr>
-              <w:keepNext w:val="0"/>
-              <w:keepLines w:val="0"/>
-              <w:widowControl/>
-              <w:suppressLineNumbers w:val="0"/>
-              <w:jc w:val="center"/>
-              <w:textAlignment w:val="center"/>
-              <w:rPr>
-                <w:rFonts w:hint="eastAsia" w:ascii="楷体" w:hAnsi="楷体" w:eastAsia="楷体" w:cs="楷体"/>
-                <w:i w:val="0"/>
-                <w:iCs w:val="0"/>
-                <w:color w:val="000000"/>
-                <w:kern w:val="2"/>
-                <w:sz w:val="20"/>
-                <w:szCs w:val="20"/>
-                <w:u w:val="none"/>
-                <w:lang w:val="en-US" w:eastAsia="zh-CN" w:bidi="ar-SA"/>
-              </w:rPr>
-            </w:pPr>
-            <w:r>
-              <w:rPr>
-                <w:rFonts w:hint="eastAsia" w:ascii="楷体" w:hAnsi="楷体" w:eastAsia="楷体" w:cs="楷体"/>
-                <w:color w:val="000000"/>
-                <w:kern w:val="0"/>
-                <w:sz w:val="20"/>
-                <w:lang w:val="en-US" w:eastAsia="zh-CN" w:bidi="ar"/>
-              </w:rPr>
-              <w:t>基础设施</w:t>
-            </w:r>
-          </w:p>
-        </w:tc>
-        <w:tc>
-          <w:tcPr>
-            <w:tcW w:w="6625" w:type="dxa"/>
-            <w:tcBorders>
-              <w:top w:val="nil"/>
-              <w:left w:val="nil"/>
-              <w:bottom w:val="single" w:color="auto" w:sz="4" w:space="0"/>
-              <w:right w:val="single" w:color="auto" w:sz="4" w:space="0"/>
-            </w:tcBorders>
-            <w:shd w:val="clear" w:color="000000" w:fill="FFFFFF"/>
-            <w:noWrap w:val="0"/>
-            <w:tcMar>
-              <w:left w:w="108" w:type="dxa"/>
-              <w:right w:w="108" w:type="dxa"/>
-            </w:tcMar>
-            <w:vAlign w:val="center"/>
-          </w:tcPr>
-          <w:p>
-            <w:pPr>
-              <w:widowControl/>
-              <w:jc w:val="left"/>
-              <w:textAlignment w:val="center"/>
-              <w:rPr>
-                <w:rFonts w:hint="eastAsia" w:ascii="楷体" w:hAnsi="楷体" w:eastAsia="楷体" w:cs="楷体"/>
-                <w:i w:val="0"/>
-                <w:iCs w:val="0"/>
-                <w:color w:val="000000"/>
-                <w:kern w:val="2"/>
-                <w:sz w:val="20"/>
-                <w:szCs w:val="20"/>
-                <w:u w:val="none"/>
-                <w:lang w:val="en-US" w:eastAsia="zh-CN" w:bidi="ar-SA"/>
-              </w:rPr>
-            </w:pPr>
-            <w:r>
-              <w:rPr>
-                <w:rFonts w:hint="eastAsia" w:ascii="楷体" w:hAnsi="楷体" w:eastAsia="楷体" w:cs="楷体"/>
-                <w:color w:val="000000"/>
-                <w:kern w:val="0"/>
-                <w:sz w:val="20"/>
-                <w:lang w:val="en-US" w:eastAsia="zh-CN" w:bidi="ar"/>
-              </w:rPr>
-              <w:t>该宗地红线外基础设施达到“三通一平”即通路、通水、通电、场地平整。</w:t>
-            </w:r>
-          </w:p>
-        </w:tc>
-      </w:tr>
-      <w:tr>
-        <w:trPr>
-          <w:trHeight w:val="499" w:hRule="atLeast"/>
-        </w:trPr>
-        <w:tc>
-          <w:tcPr>
-            <w:tcW w:w="708" w:type="dxa"/>
-            <w:vMerge w:val="continue"/>
-            <w:tcBorders>
-              <w:top w:val="single" w:color="auto" w:sz="4" w:space="0"/>
-              <w:left w:val="single" w:color="auto" w:sz="4" w:space="0"/>
-              <w:bottom w:val="single" w:color="auto" w:sz="4" w:space="0"/>
-              <w:right w:val="single" w:color="auto" w:sz="4" w:space="0"/>
-            </w:tcBorders>
-            <w:noWrap w:val="0"/>
-            <w:tcMar>
-              <w:left w:w="108" w:type="dxa"/>
-              <w:right w:w="108" w:type="dxa"/>
-            </w:tcMar>
-            <w:vAlign w:val="center"/>
-          </w:tcPr>
-          <w:p/>
-        </w:tc>
-        <w:tc>
-          <w:tcPr>
-            <w:tcW w:w="1953" w:type="dxa"/>
-            <w:tcBorders>
-              <w:top w:val="single" w:color="auto" w:sz="4" w:space="0"/>
-              <w:left w:val="nil"/>
-              <w:bottom w:val="single" w:color="auto" w:sz="4" w:space="0"/>
-              <w:right w:val="single" w:color="auto" w:sz="4" w:space="0"/>
-            </w:tcBorders>
-            <w:noWrap w:val="0"/>
-            <w:tcMar>
-              <w:left w:w="108" w:type="dxa"/>
-              <w:right w:w="108" w:type="dxa"/>
-            </w:tcMar>
-            <w:vAlign w:val="center"/>
-          </w:tcPr>
-          <w:p>
-            <w:pPr>
-              <w:keepNext w:val="0"/>
-              <w:keepLines w:val="0"/>
-              <w:widowControl/>
-              <w:suppressLineNumbers w:val="0"/>
-              <w:jc w:val="center"/>
-              <w:textAlignment w:val="center"/>
-              <w:rPr>
-                <w:rFonts w:hint="eastAsia" w:ascii="楷体" w:hAnsi="楷体" w:eastAsia="楷体" w:cs="楷体"/>
-                <w:i w:val="0"/>
-                <w:iCs w:val="0"/>
-                <w:color w:val="000000"/>
-                <w:kern w:val="2"/>
-                <w:sz w:val="20"/>
-                <w:szCs w:val="20"/>
-                <w:u w:val="none"/>
-                <w:lang w:val="en-US" w:eastAsia="zh-CN" w:bidi="ar-SA"/>
-              </w:rPr>
-            </w:pPr>
-            <w:r>
-              <w:rPr>
-                <w:rFonts w:hint="eastAsia" w:ascii="楷体" w:hAnsi="楷体" w:eastAsia="楷体" w:cs="楷体"/>
-                <w:color w:val="000000"/>
-                <w:kern w:val="0"/>
-                <w:sz w:val="20"/>
-                <w:lang w:val="en-US" w:eastAsia="zh-CN" w:bidi="ar"/>
-              </w:rPr>
-              <w:t>公共服务设施</w:t>
-            </w:r>
-          </w:p>
-        </w:tc>
-        <w:tc>
-          <w:tcPr>
-            <w:tcW w:w="6625" w:type="dxa"/>
-            <w:tcBorders>
-              <w:top w:val="nil"/>
-              <w:left w:val="nil"/>
-              <w:bottom w:val="single" w:color="auto" w:sz="4" w:space="0"/>
-              <w:right w:val="single" w:color="auto" w:sz="4" w:space="0"/>
-            </w:tcBorders>
-            <w:noWrap w:val="0"/>
-            <w:tcMar>
-              <w:left w:w="108" w:type="dxa"/>
-              <w:right w:w="108" w:type="dxa"/>
-            </w:tcMar>
-            <w:vAlign w:val="center"/>
-          </w:tcPr>
-          <w:p>
-            <w:pPr>
-              <w:widowControl/>
-              <w:jc w:val="left"/>
-              <w:textAlignment w:val="center"/>
-              <w:rPr>
-                <w:rFonts w:hint="eastAsia" w:ascii="楷体" w:hAnsi="楷体" w:eastAsia="楷体" w:cs="楷体"/>
-                <w:i w:val="0"/>
-                <w:iCs w:val="0"/>
-                <w:color w:val="000000"/>
-                <w:kern w:val="2"/>
-                <w:sz w:val="20"/>
-                <w:szCs w:val="20"/>
-                <w:u w:val="none"/>
-                <w:lang w:val="en-US" w:eastAsia="zh-CN" w:bidi="ar-SA"/>
-              </w:rPr>
-            </w:pPr>
-            <w:r>
-              <w:rPr>
-                <w:rFonts w:hint="eastAsia" w:ascii="楷体" w:hAnsi="楷体" w:eastAsia="楷体" w:cs="楷体"/>
-                <w:color w:val="000000"/>
-                <w:kern w:val="0"/>
-                <w:sz w:val="20"/>
-                <w:lang w:val="en-US" w:eastAsia="zh-CN" w:bidi="ar"/>
-              </w:rPr>
-              <w:t>附近学校有钱塘高中、崇德实验学校；医院有社区卫生院；银行有宁波银行、萧山农商银行、中信银行；商场有义蓬购物中心。</w:t>
-            </w:r>
-          </w:p>
-        </w:tc>
-      </w:tr>
-      <w:tr>
-        <w:trPr>
-          <w:trHeight w:val="499" w:hRule="atLeast"/>
-        </w:trPr>
-        <w:tc>
-          <w:tcPr>
-            <w:tcW w:w="708" w:type="dxa"/>
-            <w:vMerge w:val="continue"/>
-            <w:tcBorders>
-              <w:top w:val="single" w:color="auto" w:sz="4" w:space="0"/>
-              <w:left w:val="single" w:color="auto" w:sz="4" w:space="0"/>
-              <w:bottom w:val="single" w:color="auto" w:sz="4" w:space="0"/>
-              <w:right w:val="single" w:color="auto" w:sz="4" w:space="0"/>
-            </w:tcBorders>
-            <w:shd w:val="clear" w:color="auto" w:fill="auto"/>
-            <w:noWrap w:val="0"/>
-            <w:tcMar>
-              <w:left w:w="108" w:type="dxa"/>
-              <w:right w:w="108" w:type="dxa"/>
-            </w:tcMar>
-            <w:vAlign w:val="center"/>
-          </w:tcPr>
-          <w:p/>
-        </w:tc>
-        <w:tc>
-          <w:tcPr>
-            <w:tcW w:w="1953" w:type="dxa"/>
-            <w:tcBorders>
-              <w:top w:val="single" w:color="auto" w:sz="4" w:space="0"/>
-              <w:left w:val="nil"/>
-              <w:bottom w:val="single" w:color="auto" w:sz="4" w:space="0"/>
-              <w:right w:val="single" w:color="auto" w:sz="4" w:space="0"/>
-            </w:tcBorders>
-            <w:shd w:val="clear" w:color="auto" w:fill="auto"/>
-            <w:noWrap w:val="0"/>
-            <w:tcMar>
-              <w:left w:w="108" w:type="dxa"/>
-              <w:right w:w="108" w:type="dxa"/>
-            </w:tcMar>
-            <w:vAlign w:val="center"/>
-          </w:tcPr>
-          <w:p>
-            <w:pPr>
-              <w:keepNext w:val="0"/>
-              <w:keepLines w:val="0"/>
-              <w:widowControl/>
-              <w:suppressLineNumbers w:val="0"/>
-              <w:jc w:val="center"/>
-              <w:textAlignment w:val="center"/>
-              <w:rPr>
-                <w:rFonts w:hint="eastAsia" w:ascii="楷体" w:hAnsi="楷体" w:eastAsia="楷体" w:cs="楷体"/>
-                <w:i w:val="0"/>
-                <w:iCs w:val="0"/>
-                <w:color w:val="000000"/>
-                <w:kern w:val="2"/>
-                <w:sz w:val="20"/>
-                <w:szCs w:val="20"/>
-                <w:u w:val="none"/>
-                <w:lang w:val="en-US" w:eastAsia="zh-CN" w:bidi="ar-SA"/>
-              </w:rPr>
-            </w:pPr>
-            <w:r>
-              <w:rPr>
-                <w:rFonts w:hint="eastAsia" w:ascii="楷体" w:hAnsi="楷体" w:eastAsia="楷体" w:cs="楷体"/>
-                <w:color w:val="000000"/>
-                <w:kern w:val="0"/>
-                <w:sz w:val="20"/>
-                <w:lang w:val="en-US" w:eastAsia="zh-CN" w:bidi="ar"/>
-              </w:rPr>
-              <w:t>日照、降水</w:t>
-            </w:r>
-          </w:p>
-        </w:tc>
-        <w:tc>
-          <w:tcPr>
-            <w:tcW w:w="6625" w:type="dxa"/>
-            <w:tcBorders>
-              <w:top w:val="nil"/>
-              <w:left w:val="nil"/>
-              <w:bottom w:val="single" w:color="auto" w:sz="4" w:space="0"/>
-              <w:right w:val="single" w:color="auto" w:sz="4" w:space="0"/>
-            </w:tcBorders>
-            <w:shd w:val="clear" w:color="000000" w:fill="FFFFFF"/>
-            <w:noWrap w:val="0"/>
-            <w:tcMar>
-              <w:left w:w="108" w:type="dxa"/>
-              <w:right w:w="108" w:type="dxa"/>
-            </w:tcMar>
-            <w:vAlign w:val="center"/>
-          </w:tcPr>
-          <w:p>
-            <w:pPr>
-              <w:widowControl/>
-              <w:jc w:val="left"/>
-              <w:textAlignment w:val="center"/>
-              <w:rPr>
-                <w:rFonts w:hint="eastAsia" w:ascii="楷体" w:hAnsi="楷体" w:eastAsia="楷体" w:cs="楷体"/>
-                <w:i w:val="0"/>
-                <w:iCs w:val="0"/>
-                <w:color w:val="000000"/>
-                <w:kern w:val="2"/>
-                <w:sz w:val="20"/>
-                <w:szCs w:val="20"/>
-                <w:u w:val="none"/>
-                <w:lang w:val="en-US" w:eastAsia="zh-CN" w:bidi="ar-SA"/>
-              </w:rPr>
-            </w:pPr>
-            <w:r>
-              <w:rPr>
-                <w:rFonts w:hint="eastAsia" w:ascii="楷体" w:hAnsi="楷体" w:eastAsia="楷体" w:cs="楷体"/>
-                <w:color w:val="000000"/>
-                <w:kern w:val="0"/>
-                <w:sz w:val="20"/>
-                <w:lang w:val="en-US" w:eastAsia="zh-CN" w:bidi="ar"/>
-              </w:rPr>
-              <w:t>日照、降水充沛。</w:t>
+              <w:t>距离区政府直线距离约3KM</w:t>
             </w:r>
           </w:p>
         </w:tc>
@@ -11123,7 +10210,7 @@
                 <w:sz w:val="20"/>
                 <w:lang w:val="en-US" w:eastAsia="zh-CN" w:bidi="ar"/>
               </w:rPr>
-              <w:t>实物状况</w:t>
+              <w:t>{%tr for f in 实物因素 %}</w:t>
             </w:r>
           </w:p>
         </w:tc>
@@ -11228,7 +10315,6 @@
         <w:tc>
           <w:tcPr>
             <w:tcW w:w="725" w:type="dxa"/>
-            <w:vMerge w:val="continue"/>
             <w:tcBorders>
               <w:top w:val="single" w:color="auto" w:sz="4" w:space="0"/>
               <w:left w:val="single" w:color="auto" w:sz="4" w:space="0"/>
@@ -11241,8 +10327,39 @@
               <w:right w:w="108" w:type="dxa"/>
             </w:tcMar>
             <w:vAlign w:val="center"/>
+            <w:vMerge w:val="{% if loop.first %}restart{% else %}continue{% endif %}"/>
           </w:tcPr>
-          <w:p/>
+          <w:p>
+            <w:pPr>
+              <w:keepNext w:val="0"/>
+              <w:keepLines w:val="0"/>
+              <w:widowControl/>
+              <w:suppressLineNumbers w:val="0"/>
+              <w:jc w:val="center"/>
+              <w:textAlignment w:val="center"/>
+              <w:rPr>
+                <w:rFonts w:hint="eastAsia" w:ascii="楷体" w:hAnsi="楷体" w:eastAsia="楷体" w:cs="楷体"/>
+                <w:i w:val="0"/>
+                <w:iCs w:val="0"/>
+                <w:color w:val="000000"/>
+                <w:kern w:val="2"/>
+                <w:sz w:val="20"/>
+                <w:szCs w:val="20"/>
+                <w:u w:val="none"/>
+                <w:lang w:val="en-US" w:eastAsia="zh-CN" w:bidi="ar-SA"/>
+              </w:rPr>
+            </w:pPr>
+            <w:r>
+              <w:rPr>
+                <w:rFonts w:hint="eastAsia" w:ascii="楷体" w:hAnsi="楷体" w:eastAsia="楷体" w:cs="楷体"/>
+                <w:color w:val="000000"/>
+                <w:kern w:val="0"/>
+                <w:sz w:val="20"/>
+                <w:lang w:val="en-US" w:eastAsia="zh-CN" w:bidi="ar"/>
+              </w:rPr>
+              <w:t>{% if loop.first %}实物状况{% endif %}</w:t>
+            </w:r>
+          </w:p>
         </w:tc>
         <w:tc>
           <w:tcPr>
@@ -11288,7 +10405,7 @@
                 <w:sz w:val="20"/>
                 <w:lang w:val="en-US" w:eastAsia="zh-CN" w:bidi="ar"/>
               </w:rPr>
-              <w:t>有机质含量</w:t>
+              <w:t>{{ f.name }}</w:t>
             </w:r>
           </w:p>
         </w:tc>
@@ -11296,7 +10413,7 @@
           <w:tcPr>
             <w:tcW w:w="6611" w:type="dxa"/>
             <w:tcBorders>
-              <w:top w:val="nil"/>
+              <w:top w:val="single" w:color="auto" w:sz="4" w:space="0"/>
               <w:left w:val="nil"/>
               <w:bottom w:val="single" w:color="auto" w:sz="4" w:space="0"/>
               <w:right w:val="single" w:color="auto" w:sz="4" w:space="0"/>
@@ -11333,7 +10450,7 @@
                 <w:sz w:val="20"/>
                 <w:lang w:val="en-US" w:eastAsia="zh-CN" w:bidi="ar"/>
               </w:rPr>
-              <w:t>较好。</w:t>
+              <w:t>{% if f.name == "面积大小" %}出租面积为{{ total_area }}亩。{% else %}{{ f.description }}{% endif %}</w:t>
             </w:r>
           </w:p>
         </w:tc>
@@ -11345,7 +10462,7 @@
         <w:tc>
           <w:tcPr>
             <w:tcW w:w="725" w:type="dxa"/>
-            <w:vMerge w:val="continue"/>
+            <w:vMerge w:val="restart"/>
             <w:tcBorders>
               <w:top w:val="single" w:color="auto" w:sz="4" w:space="0"/>
               <w:left w:val="single" w:color="auto" w:sz="4" w:space="0"/>
@@ -11359,7 +10476,37 @@
             </w:tcMar>
             <w:vAlign w:val="center"/>
           </w:tcPr>
-          <w:p/>
+          <w:p>
+            <w:pPr>
+              <w:keepNext w:val="0"/>
+              <w:keepLines w:val="0"/>
+              <w:widowControl/>
+              <w:suppressLineNumbers w:val="0"/>
+              <w:jc w:val="center"/>
+              <w:textAlignment w:val="center"/>
+              <w:rPr>
+                <w:rFonts w:hint="eastAsia" w:ascii="楷体" w:hAnsi="楷体" w:eastAsia="楷体" w:cs="楷体"/>
+                <w:i w:val="0"/>
+                <w:iCs w:val="0"/>
+                <w:color w:val="000000"/>
+                <w:kern w:val="2"/>
+                <w:sz w:val="20"/>
+                <w:szCs w:val="20"/>
+                <w:u w:val="none"/>
+                <w:lang w:val="en-US" w:eastAsia="zh-CN" w:bidi="ar-SA"/>
+              </w:rPr>
+            </w:pPr>
+            <w:r>
+              <w:rPr>
+                <w:rFonts w:hint="eastAsia" w:ascii="楷体" w:hAnsi="楷体" w:eastAsia="楷体" w:cs="楷体"/>
+                <w:color w:val="000000"/>
+                <w:kern w:val="0"/>
+                <w:sz w:val="20"/>
+                <w:lang w:val="en-US" w:eastAsia="zh-CN" w:bidi="ar"/>
+              </w:rPr>
+              <w:t>{%tr endfor %}</w:t>
+            </w:r>
+          </w:p>
         </w:tc>
         <w:tc>
           <w:tcPr>
@@ -11405,7 +10552,7 @@
                 <w:sz w:val="20"/>
                 <w:lang w:val="en-US" w:eastAsia="zh-CN" w:bidi="ar"/>
               </w:rPr>
-              <w:t>土壤污染程度</w:t>
+              <w:t>面积大小</w:t>
             </w:r>
           </w:p>
         </w:tc>
@@ -11413,7 +10560,7 @@
           <w:tcPr>
             <w:tcW w:w="6611" w:type="dxa"/>
             <w:tcBorders>
-              <w:top w:val="nil"/>
+              <w:top w:val="single" w:color="auto" w:sz="4" w:space="0"/>
               <w:left w:val="nil"/>
               <w:bottom w:val="single" w:color="auto" w:sz="4" w:space="0"/>
               <w:right w:val="single" w:color="auto" w:sz="4" w:space="0"/>
@@ -11450,592 +10597,7 @@
                 <w:sz w:val="20"/>
                 <w:lang w:val="en-US" w:eastAsia="zh-CN" w:bidi="ar"/>
               </w:rPr>
-              <w:t>无明显污染迹象。</w:t>
-            </w:r>
-          </w:p>
-        </w:tc>
-      </w:tr>
-      <w:tr>
-        <w:trPr>
-          <w:trHeight w:val="499" w:hRule="atLeast"/>
-        </w:trPr>
-        <w:tc>
-          <w:tcPr>
-            <w:tcW w:w="725" w:type="dxa"/>
-            <w:vMerge w:val="continue"/>
-            <w:tcBorders>
-              <w:top w:val="single" w:color="auto" w:sz="4" w:space="0"/>
-              <w:left w:val="single" w:color="auto" w:sz="4" w:space="0"/>
-              <w:bottom w:val="single" w:color="auto" w:sz="4" w:space="0"/>
-              <w:right w:val="single" w:color="auto" w:sz="4" w:space="0"/>
-            </w:tcBorders>
-            <w:noWrap w:val="0"/>
-            <w:tcMar>
-              <w:left w:w="108" w:type="dxa"/>
-              <w:right w:w="108" w:type="dxa"/>
-            </w:tcMar>
-            <w:vAlign w:val="center"/>
-          </w:tcPr>
-          <w:p/>
-        </w:tc>
-        <w:tc>
-          <w:tcPr>
-            <w:tcW w:w="1950" w:type="dxa"/>
-            <w:tcBorders>
-              <w:top w:val="single" w:color="auto" w:sz="4" w:space="0"/>
-              <w:left w:val="nil"/>
-              <w:bottom w:val="single" w:color="auto" w:sz="4" w:space="0"/>
-              <w:right w:val="single" w:color="auto" w:sz="4" w:space="0"/>
-            </w:tcBorders>
-            <w:noWrap w:val="0"/>
-            <w:tcMar>
-              <w:left w:w="108" w:type="dxa"/>
-              <w:right w:w="108" w:type="dxa"/>
-            </w:tcMar>
-            <w:vAlign w:val="center"/>
-          </w:tcPr>
-          <w:p>
-            <w:pPr>
-              <w:keepNext w:val="0"/>
-              <w:keepLines w:val="0"/>
-              <w:widowControl/>
-              <w:suppressLineNumbers w:val="0"/>
-              <w:jc w:val="center"/>
-              <w:textAlignment w:val="center"/>
-              <w:rPr>
-                <w:rFonts w:hint="eastAsia" w:ascii="楷体" w:hAnsi="楷体" w:eastAsia="楷体" w:cs="楷体"/>
-                <w:i w:val="0"/>
-                <w:iCs w:val="0"/>
-                <w:color w:val="000000"/>
-                <w:kern w:val="2"/>
-                <w:sz w:val="20"/>
-                <w:szCs w:val="20"/>
-                <w:u w:val="none"/>
-                <w:lang w:val="en-US" w:eastAsia="zh-CN" w:bidi="ar-SA"/>
-              </w:rPr>
-            </w:pPr>
-            <w:r>
-              <w:rPr>
-                <w:rFonts w:hint="eastAsia" w:ascii="楷体" w:hAnsi="楷体" w:eastAsia="楷体" w:cs="楷体"/>
-                <w:color w:val="000000"/>
-                <w:kern w:val="0"/>
-                <w:sz w:val="20"/>
-                <w:lang w:val="en-US" w:eastAsia="zh-CN" w:bidi="ar"/>
-              </w:rPr>
-              <w:t>地形坡度、坡向</w:t>
-            </w:r>
-          </w:p>
-        </w:tc>
-        <w:tc>
-          <w:tcPr>
-            <w:tcW w:w="6611" w:type="dxa"/>
-            <w:tcBorders>
-              <w:top w:val="nil"/>
-              <w:left w:val="nil"/>
-              <w:bottom w:val="single" w:color="auto" w:sz="4" w:space="0"/>
-              <w:right w:val="single" w:color="auto" w:sz="4" w:space="0"/>
-            </w:tcBorders>
-            <w:noWrap w:val="0"/>
-            <w:tcMar>
-              <w:left w:w="108" w:type="dxa"/>
-              <w:right w:w="108" w:type="dxa"/>
-            </w:tcMar>
-            <w:vAlign w:val="center"/>
-          </w:tcPr>
-          <w:p>
-            <w:pPr>
-              <w:widowControl/>
-              <w:jc w:val="left"/>
-              <w:textAlignment w:val="center"/>
-              <w:rPr>
-                <w:rFonts w:hint="eastAsia" w:ascii="楷体" w:hAnsi="楷体" w:eastAsia="楷体" w:cs="楷体"/>
-                <w:i w:val="0"/>
-                <w:iCs w:val="0"/>
-                <w:color w:val="000000"/>
-                <w:kern w:val="2"/>
-                <w:sz w:val="20"/>
-                <w:szCs w:val="20"/>
-                <w:u w:val="none"/>
-                <w:lang w:val="en-US" w:eastAsia="zh-CN" w:bidi="ar-SA"/>
-              </w:rPr>
-            </w:pPr>
-            <w:r>
-              <w:rPr>
-                <w:rFonts w:hint="eastAsia" w:ascii="楷体" w:hAnsi="楷体" w:eastAsia="楷体" w:cs="楷体"/>
-                <w:color w:val="000000"/>
-                <w:kern w:val="0"/>
-                <w:sz w:val="20"/>
-                <w:lang w:val="en-US" w:eastAsia="zh-CN" w:bidi="ar"/>
-              </w:rPr>
-              <w:t>平坦。</w:t>
-            </w:r>
-          </w:p>
-        </w:tc>
-      </w:tr>
-      <w:tr>
-        <w:trPr>
-          <w:trHeight w:val="499" w:hRule="atLeast"/>
-        </w:trPr>
-        <w:tc>
-          <w:tcPr>
-            <w:tcW w:w="725" w:type="dxa"/>
-            <w:vMerge w:val="continue"/>
-            <w:tcBorders>
-              <w:top w:val="single" w:color="auto" w:sz="4" w:space="0"/>
-              <w:left w:val="single" w:color="auto" w:sz="4" w:space="0"/>
-              <w:bottom w:val="single" w:color="auto" w:sz="4" w:space="0"/>
-              <w:right w:val="single" w:color="auto" w:sz="4" w:space="0"/>
-            </w:tcBorders>
-            <w:noWrap w:val="0"/>
-            <w:tcMar>
-              <w:left w:w="108" w:type="dxa"/>
-              <w:right w:w="108" w:type="dxa"/>
-            </w:tcMar>
-            <w:vAlign w:val="center"/>
-          </w:tcPr>
-          <w:p/>
-        </w:tc>
-        <w:tc>
-          <w:tcPr>
-            <w:tcW w:w="1950" w:type="dxa"/>
-            <w:tcBorders>
-              <w:top w:val="single" w:color="auto" w:sz="4" w:space="0"/>
-              <w:left w:val="nil"/>
-              <w:bottom w:val="single" w:color="auto" w:sz="4" w:space="0"/>
-              <w:right w:val="single" w:color="auto" w:sz="4" w:space="0"/>
-            </w:tcBorders>
-            <w:noWrap w:val="0"/>
-            <w:tcMar>
-              <w:left w:w="108" w:type="dxa"/>
-              <w:right w:w="108" w:type="dxa"/>
-            </w:tcMar>
-            <w:vAlign w:val="center"/>
-          </w:tcPr>
-          <w:p>
-            <w:pPr>
-              <w:keepNext w:val="0"/>
-              <w:keepLines w:val="0"/>
-              <w:widowControl/>
-              <w:suppressLineNumbers w:val="0"/>
-              <w:jc w:val="center"/>
-              <w:textAlignment w:val="center"/>
-              <w:rPr>
-                <w:rFonts w:hint="eastAsia" w:ascii="楷体" w:hAnsi="楷体" w:eastAsia="楷体" w:cs="楷体"/>
-                <w:i w:val="0"/>
-                <w:iCs w:val="0"/>
-                <w:color w:val="000000"/>
-                <w:kern w:val="2"/>
-                <w:sz w:val="20"/>
-                <w:szCs w:val="20"/>
-                <w:u w:val="none"/>
-                <w:lang w:val="en-US" w:eastAsia="zh-CN" w:bidi="ar-SA"/>
-              </w:rPr>
-            </w:pPr>
-            <w:r>
-              <w:rPr>
-                <w:rFonts w:hint="eastAsia" w:ascii="楷体" w:hAnsi="楷体" w:eastAsia="楷体" w:cs="楷体"/>
-                <w:color w:val="000000"/>
-                <w:kern w:val="0"/>
-                <w:sz w:val="20"/>
-                <w:lang w:val="en-US" w:eastAsia="zh-CN" w:bidi="ar"/>
-              </w:rPr>
-              <w:t>灌溉条件</w:t>
-            </w:r>
-          </w:p>
-        </w:tc>
-        <w:tc>
-          <w:tcPr>
-            <w:tcW w:w="6611" w:type="dxa"/>
-            <w:tcBorders>
-              <w:top w:val="nil"/>
-              <w:left w:val="nil"/>
-              <w:bottom w:val="single" w:color="auto" w:sz="4" w:space="0"/>
-              <w:right w:val="single" w:color="auto" w:sz="4" w:space="0"/>
-            </w:tcBorders>
-            <w:noWrap w:val="0"/>
-            <w:tcMar>
-              <w:left w:w="108" w:type="dxa"/>
-              <w:right w:w="108" w:type="dxa"/>
-            </w:tcMar>
-            <w:vAlign w:val="center"/>
-          </w:tcPr>
-          <w:p>
-            <w:pPr>
-              <w:widowControl/>
-              <w:jc w:val="left"/>
-              <w:textAlignment w:val="center"/>
-              <w:rPr>
-                <w:rFonts w:hint="eastAsia" w:ascii="楷体" w:hAnsi="楷体" w:eastAsia="楷体" w:cs="楷体"/>
-                <w:i w:val="0"/>
-                <w:iCs w:val="0"/>
-                <w:color w:val="000000"/>
-                <w:kern w:val="2"/>
-                <w:sz w:val="20"/>
-                <w:szCs w:val="20"/>
-                <w:u w:val="none"/>
-                <w:lang w:val="en-US" w:eastAsia="zh-CN" w:bidi="ar-SA"/>
-              </w:rPr>
-            </w:pPr>
-            <w:r>
-              <w:rPr>
-                <w:rFonts w:hint="eastAsia" w:ascii="楷体" w:hAnsi="楷体" w:eastAsia="楷体" w:cs="楷体"/>
-                <w:color w:val="000000"/>
-                <w:kern w:val="0"/>
-                <w:sz w:val="20"/>
-                <w:lang w:val="en-US" w:eastAsia="zh-CN" w:bidi="ar"/>
-              </w:rPr>
-              <w:t>泥土明沟灌溉。</w:t>
-            </w:r>
-          </w:p>
-        </w:tc>
-      </w:tr>
-      <w:tr>
-        <w:trPr>
-          <w:trHeight w:val="499" w:hRule="atLeast"/>
-        </w:trPr>
-        <w:tc>
-          <w:tcPr>
-            <w:tcW w:w="725" w:type="dxa"/>
-            <w:vMerge w:val="continue"/>
-            <w:tcBorders>
-              <w:top w:val="single" w:color="auto" w:sz="4" w:space="0"/>
-              <w:left w:val="single" w:color="auto" w:sz="4" w:space="0"/>
-              <w:bottom w:val="single" w:color="auto" w:sz="4" w:space="0"/>
-              <w:right w:val="single" w:color="auto" w:sz="4" w:space="0"/>
-            </w:tcBorders>
-            <w:noWrap w:val="0"/>
-            <w:tcMar>
-              <w:left w:w="108" w:type="dxa"/>
-              <w:right w:w="108" w:type="dxa"/>
-            </w:tcMar>
-            <w:vAlign w:val="center"/>
-          </w:tcPr>
-          <w:p/>
-        </w:tc>
-        <w:tc>
-          <w:tcPr>
-            <w:tcW w:w="1950" w:type="dxa"/>
-            <w:tcBorders>
-              <w:top w:val="single" w:color="auto" w:sz="4" w:space="0"/>
-              <w:left w:val="nil"/>
-              <w:bottom w:val="single" w:color="auto" w:sz="4" w:space="0"/>
-              <w:right w:val="single" w:color="auto" w:sz="4" w:space="0"/>
-            </w:tcBorders>
-            <w:noWrap w:val="0"/>
-            <w:tcMar>
-              <w:left w:w="108" w:type="dxa"/>
-              <w:right w:w="108" w:type="dxa"/>
-            </w:tcMar>
-            <w:vAlign w:val="center"/>
-          </w:tcPr>
-          <w:p>
-            <w:pPr>
-              <w:keepNext w:val="0"/>
-              <w:keepLines w:val="0"/>
-              <w:widowControl/>
-              <w:suppressLineNumbers w:val="0"/>
-              <w:jc w:val="center"/>
-              <w:textAlignment w:val="center"/>
-              <w:rPr>
-                <w:rFonts w:hint="eastAsia" w:ascii="楷体" w:hAnsi="楷体" w:eastAsia="楷体" w:cs="楷体"/>
-                <w:i w:val="0"/>
-                <w:iCs w:val="0"/>
-                <w:color w:val="000000"/>
-                <w:kern w:val="2"/>
-                <w:sz w:val="20"/>
-                <w:szCs w:val="20"/>
-                <w:u w:val="none"/>
-                <w:lang w:val="en-US" w:eastAsia="zh-CN" w:bidi="ar-SA"/>
-              </w:rPr>
-            </w:pPr>
-            <w:r>
-              <w:rPr>
-                <w:rFonts w:hint="eastAsia" w:ascii="楷体" w:hAnsi="楷体" w:eastAsia="楷体" w:cs="楷体"/>
-                <w:color w:val="000000"/>
-                <w:kern w:val="0"/>
-                <w:sz w:val="20"/>
-                <w:lang w:val="en-US" w:eastAsia="zh-CN" w:bidi="ar"/>
-              </w:rPr>
-              <w:t>防洪排涝条件</w:t>
-            </w:r>
-          </w:p>
-        </w:tc>
-        <w:tc>
-          <w:tcPr>
-            <w:tcW w:w="6611" w:type="dxa"/>
-            <w:tcBorders>
-              <w:top w:val="nil"/>
-              <w:left w:val="nil"/>
-              <w:bottom w:val="single" w:color="auto" w:sz="4" w:space="0"/>
-              <w:right w:val="single" w:color="auto" w:sz="4" w:space="0"/>
-            </w:tcBorders>
-            <w:noWrap w:val="0"/>
-            <w:tcMar>
-              <w:left w:w="108" w:type="dxa"/>
-              <w:right w:w="108" w:type="dxa"/>
-            </w:tcMar>
-            <w:vAlign w:val="center"/>
-          </w:tcPr>
-          <w:p>
-            <w:pPr>
-              <w:widowControl/>
-              <w:jc w:val="left"/>
-              <w:textAlignment w:val="center"/>
-              <w:rPr>
-                <w:rFonts w:hint="eastAsia" w:ascii="楷体" w:hAnsi="楷体" w:eastAsia="楷体" w:cs="楷体"/>
-                <w:i w:val="0"/>
-                <w:iCs w:val="0"/>
-                <w:color w:val="000000"/>
-                <w:kern w:val="2"/>
-                <w:sz w:val="20"/>
-                <w:szCs w:val="20"/>
-                <w:u w:val="none"/>
-                <w:lang w:val="en-US" w:eastAsia="zh-CN" w:bidi="ar-SA"/>
-              </w:rPr>
-            </w:pPr>
-            <w:r>
-              <w:rPr>
-                <w:rFonts w:hint="eastAsia" w:ascii="楷体" w:hAnsi="楷体" w:eastAsia="楷体" w:cs="楷体"/>
-                <w:color w:val="000000"/>
-                <w:kern w:val="0"/>
-                <w:sz w:val="20"/>
-                <w:lang w:val="en-US" w:eastAsia="zh-CN" w:bidi="ar"/>
-              </w:rPr>
-              <w:t>无排水设施。</w:t>
-            </w:r>
-          </w:p>
-        </w:tc>
-      </w:tr>
-      <w:tr>
-        <w:trPr>
-          <w:trHeight w:val="499" w:hRule="atLeast"/>
-        </w:trPr>
-        <w:tc>
-          <w:tcPr>
-            <w:tcW w:w="725" w:type="dxa"/>
-            <w:vMerge w:val="continue"/>
-            <w:tcBorders>
-              <w:top w:val="single" w:color="auto" w:sz="4" w:space="0"/>
-              <w:left w:val="single" w:color="auto" w:sz="4" w:space="0"/>
-              <w:bottom w:val="single" w:color="auto" w:sz="4" w:space="0"/>
-              <w:right w:val="single" w:color="auto" w:sz="4" w:space="0"/>
-            </w:tcBorders>
-            <w:noWrap w:val="0"/>
-            <w:tcMar>
-              <w:left w:w="108" w:type="dxa"/>
-              <w:right w:w="108" w:type="dxa"/>
-            </w:tcMar>
-            <w:vAlign w:val="center"/>
-          </w:tcPr>
-          <w:p/>
-        </w:tc>
-        <w:tc>
-          <w:tcPr>
-            <w:tcW w:w="1950" w:type="dxa"/>
-            <w:tcBorders>
-              <w:top w:val="single" w:color="auto" w:sz="4" w:space="0"/>
-              <w:left w:val="nil"/>
-              <w:bottom w:val="single" w:color="auto" w:sz="4" w:space="0"/>
-              <w:right w:val="single" w:color="auto" w:sz="4" w:space="0"/>
-            </w:tcBorders>
-            <w:noWrap w:val="0"/>
-            <w:tcMar>
-              <w:left w:w="108" w:type="dxa"/>
-              <w:right w:w="108" w:type="dxa"/>
-            </w:tcMar>
-            <w:vAlign w:val="center"/>
-          </w:tcPr>
-          <w:p>
-            <w:pPr>
-              <w:keepNext w:val="0"/>
-              <w:keepLines w:val="0"/>
-              <w:widowControl/>
-              <w:suppressLineNumbers w:val="0"/>
-              <w:jc w:val="center"/>
-              <w:textAlignment w:val="center"/>
-              <w:rPr>
-                <w:rFonts w:hint="eastAsia" w:ascii="楷体" w:hAnsi="楷体" w:eastAsia="楷体" w:cs="楷体"/>
-                <w:i w:val="0"/>
-                <w:iCs w:val="0"/>
-                <w:color w:val="000000"/>
-                <w:kern w:val="2"/>
-                <w:sz w:val="20"/>
-                <w:szCs w:val="20"/>
-                <w:u w:val="none"/>
-                <w:lang w:val="en-US" w:eastAsia="zh-CN" w:bidi="ar-SA"/>
-              </w:rPr>
-            </w:pPr>
-            <w:r>
-              <w:rPr>
-                <w:rFonts w:hint="eastAsia" w:ascii="楷体" w:hAnsi="楷体" w:eastAsia="楷体" w:cs="楷体"/>
-                <w:color w:val="000000"/>
-                <w:kern w:val="0"/>
-                <w:sz w:val="20"/>
-                <w:lang w:val="en-US" w:eastAsia="zh-CN" w:bidi="ar"/>
-              </w:rPr>
-              <w:t>田间道路</w:t>
-            </w:r>
-          </w:p>
-        </w:tc>
-        <w:tc>
-          <w:tcPr>
-            <w:tcW w:w="6611" w:type="dxa"/>
-            <w:tcBorders>
-              <w:top w:val="nil"/>
-              <w:left w:val="nil"/>
-              <w:bottom w:val="single" w:color="auto" w:sz="4" w:space="0"/>
-              <w:right w:val="single" w:color="auto" w:sz="4" w:space="0"/>
-            </w:tcBorders>
-            <w:noWrap w:val="0"/>
-            <w:tcMar>
-              <w:left w:w="108" w:type="dxa"/>
-              <w:right w:w="108" w:type="dxa"/>
-            </w:tcMar>
-            <w:vAlign w:val="center"/>
-          </w:tcPr>
-          <w:p>
-            <w:pPr>
-              <w:widowControl/>
-              <w:jc w:val="left"/>
-              <w:textAlignment w:val="center"/>
-              <w:rPr>
-                <w:rFonts w:hint="eastAsia" w:ascii="楷体" w:hAnsi="楷体" w:eastAsia="楷体" w:cs="楷体"/>
-                <w:i w:val="0"/>
-                <w:iCs w:val="0"/>
-                <w:color w:val="000000"/>
-                <w:kern w:val="2"/>
-                <w:sz w:val="20"/>
-                <w:szCs w:val="20"/>
-                <w:u w:val="none"/>
-                <w:lang w:val="en-US" w:eastAsia="zh-CN" w:bidi="ar-SA"/>
-              </w:rPr>
-            </w:pPr>
-            <w:r>
-              <w:rPr>
-                <w:rFonts w:hint="eastAsia" w:ascii="楷体" w:hAnsi="楷体" w:eastAsia="楷体" w:cs="楷体"/>
-                <w:color w:val="000000"/>
-                <w:kern w:val="0"/>
-                <w:sz w:val="20"/>
-                <w:lang w:val="en-US" w:eastAsia="zh-CN" w:bidi="ar"/>
-              </w:rPr>
-              <w:t>有硬化宽度小于2.5m。</w:t>
-            </w:r>
-          </w:p>
-        </w:tc>
-      </w:tr>
-      <w:tr>
-        <w:trPr>
-          <w:trHeight w:val="499" w:hRule="atLeast"/>
-        </w:trPr>
-        <w:tc>
-          <w:tcPr>
-            <w:tcW w:w="725" w:type="dxa"/>
-            <w:vMerge w:val="continue"/>
-            <w:tcBorders>
-              <w:top w:val="single" w:color="auto" w:sz="4" w:space="0"/>
-              <w:left w:val="single" w:color="auto" w:sz="4" w:space="0"/>
-              <w:bottom w:val="single" w:color="auto" w:sz="4" w:space="0"/>
-              <w:right w:val="single" w:color="auto" w:sz="4" w:space="0"/>
-            </w:tcBorders>
-            <w:noWrap w:val="0"/>
-            <w:tcMar>
-              <w:left w:w="108" w:type="dxa"/>
-              <w:right w:w="108" w:type="dxa"/>
-            </w:tcMar>
-            <w:vAlign w:val="center"/>
-          </w:tcPr>
-          <w:p/>
-        </w:tc>
-        <w:tc>
-          <w:tcPr>
-            <w:tcW w:w="1950" w:type="dxa"/>
-            <w:tcBorders>
-              <w:top w:val="single" w:color="auto" w:sz="4" w:space="0"/>
-              <w:left w:val="nil"/>
-              <w:bottom w:val="single" w:color="auto" w:sz="4" w:space="0"/>
-              <w:right w:val="single" w:color="auto" w:sz="4" w:space="0"/>
-            </w:tcBorders>
-            <w:noWrap w:val="0"/>
-            <w:tcMar>
-              <w:left w:w="108" w:type="dxa"/>
-              <w:right w:w="108" w:type="dxa"/>
-            </w:tcMar>
-            <w:vAlign w:val="center"/>
-          </w:tcPr>
-          <w:p>
-            <w:pPr>
-              <w:keepNext w:val="0"/>
-              <w:keepLines w:val="0"/>
-              <w:widowControl/>
-              <w:suppressLineNumbers w:val="0"/>
-              <w:jc w:val="center"/>
-              <w:textAlignment w:val="center"/>
-              <w:rPr>
-                <w:rFonts w:hint="eastAsia" w:ascii="楷体" w:hAnsi="楷体" w:eastAsia="楷体" w:cs="楷体"/>
-                <w:i w:val="0"/>
-                <w:iCs w:val="0"/>
-                <w:color w:val="000000"/>
-                <w:kern w:val="2"/>
-                <w:sz w:val="20"/>
-                <w:szCs w:val="20"/>
-                <w:u w:val="none"/>
-                <w:lang w:val="en-US" w:eastAsia="zh-CN" w:bidi="ar-SA"/>
-              </w:rPr>
-            </w:pPr>
-            <w:r>
-              <w:rPr>
-                <w:rFonts w:hint="eastAsia" w:ascii="楷体" w:hAnsi="楷体" w:eastAsia="楷体" w:cs="楷体"/>
-                <w:color w:val="000000"/>
-                <w:kern w:val="0"/>
-                <w:sz w:val="20"/>
-                <w:lang w:val="en-US" w:eastAsia="zh-CN" w:bidi="ar"/>
-              </w:rPr>
-              <w:t>通电情况</w:t>
-            </w:r>
-          </w:p>
-        </w:tc>
-        <w:tc>
-          <w:tcPr>
-            <w:tcW w:w="6611" w:type="dxa"/>
-            <w:tcBorders>
-              <w:top w:val="nil"/>
-              <w:left w:val="nil"/>
-              <w:bottom w:val="single" w:color="auto" w:sz="4" w:space="0"/>
-              <w:right w:val="single" w:color="auto" w:sz="4" w:space="0"/>
-            </w:tcBorders>
-            <w:noWrap w:val="0"/>
-            <w:tcMar>
-              <w:left w:w="108" w:type="dxa"/>
-              <w:right w:w="108" w:type="dxa"/>
-            </w:tcMar>
-            <w:vAlign w:val="center"/>
-          </w:tcPr>
-          <w:p>
-            <w:pPr>
-              <w:widowControl/>
-              <w:jc w:val="left"/>
-              <w:textAlignment w:val="center"/>
-              <w:rPr>
-                <w:rFonts w:hint="eastAsia" w:ascii="楷体" w:hAnsi="楷体" w:eastAsia="楷体" w:cs="楷体"/>
-                <w:i w:val="0"/>
-                <w:iCs w:val="0"/>
-                <w:color w:val="000000"/>
-                <w:kern w:val="2"/>
-                <w:sz w:val="20"/>
-                <w:szCs w:val="20"/>
-                <w:u w:val="none"/>
-                <w:lang w:val="en-US" w:eastAsia="zh-CN" w:bidi="ar-SA"/>
-              </w:rPr>
-            </w:pPr>
-            <w:r>
-              <w:rPr>
-                <w:rFonts w:hint="eastAsia" w:ascii="楷体" w:hAnsi="楷体" w:eastAsia="楷体" w:cs="楷体"/>
-                <w:color w:val="000000"/>
-                <w:kern w:val="0"/>
-                <w:sz w:val="20"/>
-                <w:lang w:val="en-US" w:eastAsia="zh-CN" w:bidi="ar"/>
-              </w:rPr>
-              <w:t>通电。</w:t>
+              <w:t>出租面积为{{ total_area }}亩。</w:t>
             </w:r>
           </w:p>
         </w:tc>
@@ -12763,7 +11325,7 @@
                 <w:sz w:val="20"/>
                 <w:lang w:val="en-US" w:eastAsia="zh-CN" w:bidi="ar"/>
               </w:rPr>
-              <w:t>权益状况</w:t>
+              <w:t>{%tr for f in 权益因素 %}</w:t>
             </w:r>
           </w:p>
         </w:tc>
@@ -12870,21 +11432,52 @@
         <w:tc>
           <w:tcPr>
             <w:tcW w:w="726" w:type="dxa"/>
-            <w:vMerge w:val="continue"/>
             <w:tcBorders>
               <w:top w:val="single" w:color="auto" w:sz="4" w:space="0"/>
               <w:left w:val="single" w:color="auto" w:sz="4" w:space="0"/>
               <w:bottom w:val="single" w:color="auto" w:sz="4" w:space="0"/>
               <w:right w:val="single" w:color="auto" w:sz="4" w:space="0"/>
             </w:tcBorders>
+            <w:shd w:val="clear" w:color="auto" w:fill="auto"/>
             <w:noWrap w:val="0"/>
             <w:tcMar>
               <w:left w:w="108" w:type="dxa"/>
               <w:right w:w="108" w:type="dxa"/>
             </w:tcMar>
             <w:vAlign w:val="center"/>
+            <w:vMerge w:val="{% if loop.first %}restart{% else %}continue{% endif %}"/>
           </w:tcPr>
-          <w:p/>
+          <w:p>
+            <w:pPr>
+              <w:keepNext w:val="0"/>
+              <w:keepLines w:val="0"/>
+              <w:widowControl/>
+              <w:suppressLineNumbers w:val="0"/>
+              <w:jc w:val="center"/>
+              <w:textAlignment w:val="center"/>
+              <w:rPr>
+                <w:rFonts w:hint="eastAsia" w:ascii="楷体" w:hAnsi="楷体" w:eastAsia="楷体" w:cs="楷体"/>
+                <w:i w:val="0"/>
+                <w:iCs w:val="0"/>
+                <w:color w:val="000000"/>
+                <w:kern w:val="2"/>
+                <w:sz w:val="20"/>
+                <w:szCs w:val="20"/>
+                <w:u w:val="none"/>
+                <w:lang w:val="en-US" w:eastAsia="zh-CN" w:bidi="ar-SA"/>
+              </w:rPr>
+            </w:pPr>
+            <w:r>
+              <w:rPr>
+                <w:rFonts w:hint="eastAsia" w:ascii="楷体" w:hAnsi="楷体" w:eastAsia="楷体" w:cs="楷体"/>
+                <w:color w:val="000000"/>
+                <w:kern w:val="0"/>
+                <w:sz w:val="20"/>
+                <w:lang w:val="en-US" w:eastAsia="zh-CN" w:bidi="ar"/>
+              </w:rPr>
+              <w:t>{% if loop.first %}权益状况{% endif %}</w:t>
+            </w:r>
+          </w:p>
         </w:tc>
         <w:tc>
           <w:tcPr>
@@ -12895,6 +11488,7 @@
               <w:bottom w:val="single" w:color="auto" w:sz="4" w:space="0"/>
               <w:right w:val="single" w:color="auto" w:sz="4" w:space="0"/>
             </w:tcBorders>
+            <w:shd w:val="clear" w:color="auto" w:fill="auto"/>
             <w:noWrap w:val="0"/>
             <w:tcMar>
               <w:left w:w="108" w:type="dxa"/>
@@ -12930,7 +11524,7 @@
                 <w:sz w:val="20"/>
                 <w:lang w:val="en-US" w:eastAsia="zh-CN" w:bidi="ar"/>
               </w:rPr>
-              <w:t>特殊约定（种植要求等）</w:t>
+              <w:t>{{ f.name }}</w:t>
             </w:r>
           </w:p>
         </w:tc>
@@ -12938,11 +11532,12 @@
           <w:tcPr>
             <w:tcW w:w="6615" w:type="dxa"/>
             <w:tcBorders>
-              <w:top w:val="nil"/>
+              <w:top w:val="single" w:color="auto" w:sz="4" w:space="0"/>
               <w:left w:val="nil"/>
               <w:bottom w:val="single" w:color="auto" w:sz="4" w:space="0"/>
               <w:right w:val="single" w:color="auto" w:sz="4" w:space="0"/>
             </w:tcBorders>
+            <w:shd w:val="clear" w:color="000000" w:fill="FFFFFF"/>
             <w:noWrap w:val="0"/>
             <w:tcMar>
               <w:left w:w="108" w:type="dxa"/>
@@ -12975,7 +11570,7 @@
                 <w:sz w:val="20"/>
                 <w:lang w:val="en-US" w:eastAsia="zh-CN" w:bidi="ar"/>
               </w:rPr>
-              <w:t>特殊约定。</w:t>
+              <w:t>{{ f.description }}</w:t>
             </w:r>
           </w:p>
         </w:tc>
@@ -12987,31 +11582,14 @@
         <w:tc>
           <w:tcPr>
             <w:tcW w:w="726" w:type="dxa"/>
-            <w:vMerge w:val="continue"/>
+            <w:vMerge w:val="restart"/>
             <w:tcBorders>
               <w:top w:val="single" w:color="auto" w:sz="4" w:space="0"/>
               <w:left w:val="single" w:color="auto" w:sz="4" w:space="0"/>
               <w:bottom w:val="single" w:color="auto" w:sz="4" w:space="0"/>
               <w:right w:val="single" w:color="auto" w:sz="4" w:space="0"/>
             </w:tcBorders>
-            <w:noWrap w:val="0"/>
-            <w:tcMar>
-              <w:left w:w="108" w:type="dxa"/>
-              <w:right w:w="108" w:type="dxa"/>
-            </w:tcMar>
-            <w:vAlign w:val="center"/>
-          </w:tcPr>
-          <w:p/>
-        </w:tc>
-        <w:tc>
-          <w:tcPr>
-            <w:tcW w:w="1944" w:type="dxa"/>
-            <w:tcBorders>
-              <w:top w:val="single" w:color="auto" w:sz="4" w:space="0"/>
-              <w:left w:val="nil"/>
-              <w:bottom w:val="single" w:color="auto" w:sz="4" w:space="0"/>
-              <w:right w:val="single" w:color="auto" w:sz="4" w:space="0"/>
-            </w:tcBorders>
+            <w:shd w:val="clear" w:color="auto" w:fill="auto"/>
             <w:noWrap w:val="0"/>
             <w:tcMar>
               <w:left w:w="108" w:type="dxa"/>
@@ -13047,7 +11625,56 @@
                 <w:sz w:val="20"/>
                 <w:lang w:val="en-US" w:eastAsia="zh-CN" w:bidi="ar"/>
               </w:rPr>
-              <w:t>相邻关系限制</w:t>
+              <w:t>{%tr endfor %}</w:t>
+            </w:r>
+          </w:p>
+        </w:tc>
+        <w:tc>
+          <w:tcPr>
+            <w:tcW w:w="1944" w:type="dxa"/>
+            <w:tcBorders>
+              <w:top w:val="single" w:color="auto" w:sz="4" w:space="0"/>
+              <w:left w:val="nil"/>
+              <w:bottom w:val="single" w:color="auto" w:sz="4" w:space="0"/>
+              <w:right w:val="single" w:color="auto" w:sz="4" w:space="0"/>
+            </w:tcBorders>
+            <w:shd w:val="clear" w:color="auto" w:fill="auto"/>
+            <w:noWrap w:val="0"/>
+            <w:tcMar>
+              <w:left w:w="108" w:type="dxa"/>
+              <w:right w:w="108" w:type="dxa"/>
+            </w:tcMar>
+            <w:vAlign w:val="center"/>
+          </w:tcPr>
+          <w:p>
+            <w:pPr>
+              <w:keepNext w:val="0"/>
+              <w:keepLines w:val="0"/>
+              <w:widowControl/>
+              <w:suppressLineNumbers w:val="0"/>
+              <w:jc w:val="center"/>
+              <w:textAlignment w:val="center"/>
+              <w:rPr>
+                <w:rFonts w:hint="eastAsia" w:ascii="楷体" w:hAnsi="楷体" w:eastAsia="楷体" w:cs="楷体"/>
+                <w:i w:val="0"/>
+                <w:iCs w:val="0"/>
+                <w:color w:val="000000"/>
+                <w:kern w:val="2"/>
+                <w:sz w:val="20"/>
+                <w:szCs w:val="20"/>
+                <w:u w:val="none"/>
+                <w:lang w:val="en-US" w:eastAsia="zh-CN" w:bidi="ar-SA"/>
+              </w:rPr>
+            </w:pPr>
+            <w:r>
+              <w:rPr>
+                <w:rFonts w:hint="eastAsia" w:ascii="楷体" w:hAnsi="楷体" w:eastAsia="楷体" w:cs="楷体"/>
+                <w:color w:val="000000"/>
+                <w:kern w:val="0"/>
+                <w:sz w:val="20"/>
+                <w:lang w:val="en-US" w:eastAsia="zh-CN" w:bidi="ar"/>
+              </w:rPr>
+              <w:t>是否存在不利影响</w:t>
             </w:r>
           </w:p>
         </w:tc>
@@ -13055,11 +11682,12 @@
           <w:tcPr>
             <w:tcW w:w="6615" w:type="dxa"/>
             <w:tcBorders>
-              <w:top w:val="nil"/>
+              <w:top w:val="single" w:color="auto" w:sz="4" w:space="0"/>
               <w:left w:val="nil"/>
               <w:bottom w:val="single" w:color="auto" w:sz="4" w:space="0"/>
               <w:right w:val="single" w:color="auto" w:sz="4" w:space="0"/>
             </w:tcBorders>
+            <w:shd w:val="clear" w:color="000000" w:fill="FFFFFF"/>
             <w:noWrap w:val="0"/>
             <w:tcMar>
               <w:left w:w="108" w:type="dxa"/>
@@ -13092,7 +11720,7 @@
                 <w:sz w:val="20"/>
                 <w:lang w:val="en-US" w:eastAsia="zh-CN" w:bidi="ar"/>
               </w:rPr>
-              <w:t>无地役权，没有相邻权受限或纠纷。</w:t>
+              <w:t>无不利使用限制</w:t>
             </w:r>
           </w:p>
         </w:tc>
